--- a/src/content/bios/Huxley-JS 2012.docx
+++ b/src/content/bios/Huxley-JS 2012.docx
@@ -1583,7 +1583,7 @@
             <w:u w:val="none"/>
             <w:lang w:val="en-GB"/>
           </w:rPr>
-          <w:t>http://library.rice.edu/collections/WRC/finding-aids/manuscripts/ 0054</w:t>
+          <w:t>http://library.rice.edu/collections/WRC/finding-aids/manuscripts/0054</w:t>
         </w:r>
       </w:hyperlink>
       <w:r>
@@ -1605,7 +1605,7 @@
             <w:u w:val="none"/>
             <w:lang w:val="en-GB"/>
           </w:rPr>
-          <w:t>http://www.lib.utexas .</w:t>
+          <w:t>http://www.lib.utexas.</w:t>
         </w:r>
         <w:proofErr w:type="spellStart"/>
         <w:r>
@@ -5317,10 +5317,9 @@
           <w:rFonts w:ascii="Times New Roman" w:hAnsi="Times New Roman"/>
           <w:sz w:val="24"/>
           <w:szCs w:val="24"/>
-          <w:vertAlign w:val="superscript"/>
-          <w:lang w:val="en-GB"/>
-        </w:rPr>
-        <w:t>2</w:t>
+          <w:lang w:val="en-GB"/>
+        </w:rPr>
+        <w:t>²</w:t>
       </w:r>
       <w:r>
         <w:rPr>
@@ -5569,7 +5568,7 @@
             <w:u w:val="none"/>
             <w:lang w:val="en-GB"/>
           </w:rPr>
-          <w:t>www.oxforddnb.com/ view/article/31271</w:t>
+          <w:t>www.oxforddnb.com/view/article/31271</w:t>
         </w:r>
       </w:hyperlink>
       <w:r>
@@ -5643,7 +5642,7 @@
             <w:u w:val="none"/>
             <w:lang w:val="en-GB"/>
           </w:rPr>
-          <w:t>www.encyclopedia.com/topic/ Julian_Huxley.aspx#1</w:t>
+          <w:t>www.encyclopedia.com/topic/Julian_Huxley.aspx#1</w:t>
         </w:r>
       </w:hyperlink>
       <w:r>
